--- a/Kim_Julongbayan_Resume_AI.docx
+++ b/Kim_Julongbayan_Resume_AI.docx
@@ -431,7 +431,7 @@
         <w:ind w:left="230" w:hanging="230"/>
       </w:pPr>
       <w:r>
-        <w:t>Shipped to the browser and the App Store: 570 players have reached a game across 1,045 multiplayer matches, 40-70 playing daily, grown by word of mouth alone. 60+ avatars generated by custom ComfyUI pipelines.</w:t>
+        <w:t>Shipped to the browser, the App Store and Google Play: 570 players have reached a game across 1,045 multiplayer matches, 40-70 playing daily, grown by word of mouth alone. 60+ avatars generated by custom ComfyUI pipelines.</w:t>
       </w:r>
     </w:p>
     <w:p>

--- a/Kim_Julongbayan_Resume_AI.docx
+++ b/Kim_Julongbayan_Resume_AI.docx
@@ -73,7 +73,7 @@
         <w:ind w:left="230" w:hanging="230"/>
       </w:pPr>
       <w:r>
-        <w:t>AI and automation developer with 5+ years building software end to end and 3+ years on LLM integration, prompt engineering, and automated workflows. Sole engineer on a production platform 15 people use every workday.</w:t>
+        <w:t>AI and automation developer with 3 years of professional software development experience and 1-2 years on LLM integration, prompt engineering, and automated workflows. Sole engineer on a production platform 15 people use every workday.</w:t>
       </w:r>
     </w:p>
     <w:p>
@@ -267,13 +267,13 @@
           <w:b/>
           <w:sz w:val="20"/>
         </w:rPr>
-        <w:t>Independent AI and Automation Developer</w:t>
+        <w:t>Independent Software Developer</w:t>
       </w:r>
       <w:r>
         <w:rPr>
           <w:i/>
         </w:rPr>
-        <w:t xml:space="preserve">   |   2018 - Present</w:t>
+        <w:t xml:space="preserve">   |   2021 - Present</w:t>
       </w:r>
     </w:p>
     <w:p>

--- a/Kim_Julongbayan_Resume_AI.docx
+++ b/Kim_Julongbayan_Resume_AI.docx
@@ -83,7 +83,10 @@
         <w:ind w:left="230" w:hanging="230"/>
       </w:pPr>
       <w:r>
-        <w:t>772 hours and 16,252 prompts in Claude Code across 43 projects (149 active days, as of Sep 2026), counted from session transcripts and published at kimlj.dev.</w:t>
+        <w:t>901 hours and 19,002 prompts in Claude Code across 50 projects (195 active days, as of Oct 2026)</w:t>
+      </w:r>
+      <w:r>
+        <w:t>, counted from session transcripts and published at kimlj.dev.</w:t>
       </w:r>
     </w:p>
     <w:p>
